--- a/storage/docx/dokumen_1778213434.docx
+++ b/storage/docx/dokumen_1778213434.docx
@@ -3490,7 +3490,7 @@
                 <w:szCs w:val="24"/>
                 <w:lang w:val="en-US"/>
               </w:rPr>
-              <w:t>08 May 2026</w:t>
+              <w:t>08 Mei 2026</w:t>
             </w:r>
           </w:p>
           <w:p>
